--- a/GridType.docx
+++ b/GridType.docx
@@ -19,7 +19,7 @@
     </w:p>
     <w:p>
       <w:r>
-        <w:t>Grid Type lets you choose from either a Grid Server with Robust, or from 3 Region Server choices to connect to another grid.</w:t>
+        <w:t>Grid Type lets you choose from either a Grid Server with Robust, or from 2 Region Server choices to connect to another grid.</w:t>
       </w:r>
     </w:p>
     <w:p>
@@ -963,17 +963,11 @@
         <w:pStyle w:val="Heading2"/>
       </w:pPr>
       <w:r>
-        <w:t>Outworldz</w:t>
-      </w:r>
-      <w:r>
-        <w:t>.</w:t>
-      </w:r>
-      <w:r>
-        <w:t>Com</w:t>
-      </w:r>
-      <w:r>
-        <w:t xml:space="preserve"> Server</w:t>
-      </w:r>
+        <w:t>Outworldz.Com Server (REMOVED)</w:t>
+      </w:r>
+      <w:r/>
+      <w:r/>
+      <w:r/>
     </w:p>
     <w:p>
       <w:pPr>
@@ -989,7 +983,7 @@
           <w:bCs/>
           <w:color w:val="000000"/>
         </w:rPr>
-        <w:t>Outworldz</w:t>
+        <w:t>This choice has been removed and is no longer offered. The Server Type screen now has only three choices: Grid Server with Robust, Region Server, and OSGrid Region Server. The text below is kept for reference only. Outworldz.com Region Server This choice is also much like running a Region server.</w:t>
       </w:r>
       <w:r>
         <w:rPr>
@@ -998,7 +992,6 @@
           <w:bCs/>
           <w:color w:val="000000"/>
         </w:rPr>
-        <w:t>.</w:t>
       </w:r>
       <w:r>
         <w:rPr>
@@ -1007,7 +1000,6 @@
           <w:bCs/>
           <w:color w:val="000000"/>
         </w:rPr>
-        <w:t xml:space="preserve">com Region </w:t>
       </w:r>
       <w:r>
         <w:rPr>
@@ -1016,28 +1008,25 @@
           <w:bCs/>
           <w:color w:val="000000"/>
         </w:rPr>
-        <w:t xml:space="preserve">Server </w:t>
-      </w:r>
-      <w:r>
-        <w:rPr>
-          <w:rFonts w:cs="Verdana"/>
-          <w:color w:val="000000"/>
-        </w:rPr>
-        <w:t xml:space="preserve">This choice is also much like running </w:t>
-      </w:r>
-      <w:r>
-        <w:rPr>
-          <w:rFonts w:cs="Verdana"/>
-          <w:color w:val="000000"/>
-        </w:rPr>
-        <w:t>a</w:t>
-      </w:r>
-      <w:r>
-        <w:rPr>
-          <w:rFonts w:cs="Verdana"/>
-          <w:color w:val="000000"/>
-        </w:rPr>
-        <w:t xml:space="preserve"> Region server.   These servers connect to </w:t>
+      </w:r>
+      <w:r>
+        <w:rPr>
+          <w:rFonts w:cs="Verdana"/>
+          <w:color w:val="000000"/>
+        </w:rPr>
+      </w:r>
+      <w:r>
+        <w:rPr>
+          <w:rFonts w:cs="Verdana"/>
+          <w:color w:val="000000"/>
+        </w:rPr>
+      </w:r>
+      <w:r>
+        <w:rPr>
+          <w:rFonts w:cs="Verdana"/>
+          <w:color w:val="000000"/>
+        </w:rPr>
+        <w:t xml:space="preserve">   These servers connect to </w:t>
       </w:r>
       <w:r>
         <w:rPr>
